--- a/ISAS/Texts/Lab_2.docx
+++ b/ISAS/Texts/Lab_2.docx
@@ -1,6 +1,6 @@
 
 <file path=word/document.xml><?xml version="1.0" encoding="utf-8"?>
-<w:document xmlns:wpc="http://schemas.microsoft.com/office/word/2010/wordprocessingCanvas" xmlns:cx="http://schemas.microsoft.com/office/drawing/2014/chartex" xmlns:mc="http://schemas.openxmlformats.org/markup-compatibility/2006" xmlns:o="urn:schemas-microsoft-com:office:office" xmlns:r="http://schemas.openxmlformats.org/officeDocument/2006/relationships" xmlns:m="http://schemas.openxmlformats.org/officeDocument/2006/math" xmlns:v="urn:schemas-microsoft-com:vml" xmlns:wp14="http://schemas.microsoft.com/office/word/2010/wordprocessingDrawing" xmlns:wp="http://schemas.openxmlformats.org/drawingml/2006/wordprocessingDrawing" xmlns:w10="urn:schemas-microsoft-com:office:word" xmlns:w="http://schemas.openxmlformats.org/wordprocessingml/2006/main" xmlns:w14="http://schemas.microsoft.com/office/word/2010/wordml" xmlns:w15="http://schemas.microsoft.com/office/word/2012/wordml" xmlns:w16se="http://schemas.microsoft.com/office/word/2015/wordml/symex" xmlns:wpg="http://schemas.microsoft.com/office/word/2010/wordprocessingGroup" xmlns:wpi="http://schemas.microsoft.com/office/word/2010/wordprocessingInk" xmlns:wne="http://schemas.microsoft.com/office/word/2006/wordml" xmlns:wps="http://schemas.microsoft.com/office/word/2010/wordprocessingShape" mc:Ignorable="w14 w15 w16se wp14">
+<w:document xmlns:wpc="http://schemas.microsoft.com/office/word/2010/wordprocessingCanvas" xmlns:cx="http://schemas.microsoft.com/office/drawing/2014/chartex" xmlns:cx1="http://schemas.microsoft.com/office/drawing/2015/9/8/chartex" xmlns:cx2="http://schemas.microsoft.com/office/drawing/2015/10/21/chartex" xmlns:cx3="http://schemas.microsoft.com/office/drawing/2016/5/9/chartex" xmlns:cx4="http://schemas.microsoft.com/office/drawing/2016/5/10/chartex" xmlns:cx5="http://schemas.microsoft.com/office/drawing/2016/5/11/chartex" xmlns:cx6="http://schemas.microsoft.com/office/drawing/2016/5/12/chartex" xmlns:cx7="http://schemas.microsoft.com/office/drawing/2016/5/13/chartex" xmlns:cx8="http://schemas.microsoft.com/office/drawing/2016/5/14/chartex" xmlns:mc="http://schemas.openxmlformats.org/markup-compatibility/2006" xmlns:aink="http://schemas.microsoft.com/office/drawing/2016/ink" xmlns:am3d="http://schemas.microsoft.com/office/drawing/2017/model3d" xmlns:o="urn:schemas-microsoft-com:office:office" xmlns:r="http://schemas.openxmlformats.org/officeDocument/2006/relationships" xmlns:m="http://schemas.openxmlformats.org/officeDocument/2006/math" xmlns:v="urn:schemas-microsoft-com:vml" xmlns:wp14="http://schemas.microsoft.com/office/word/2010/wordprocessingDrawing" xmlns:wp="http://schemas.openxmlformats.org/drawingml/2006/wordprocessingDrawing" xmlns:w10="urn:schemas-microsoft-com:office:word" xmlns:w="http://schemas.openxmlformats.org/wordprocessingml/2006/main" xmlns:w14="http://schemas.microsoft.com/office/word/2010/wordml" xmlns:w15="http://schemas.microsoft.com/office/word/2012/wordml" xmlns:w16cex="http://schemas.microsoft.com/office/word/2018/wordml/cex" xmlns:w16cid="http://schemas.microsoft.com/office/word/2016/wordml/cid" xmlns:w16="http://schemas.microsoft.com/office/word/2018/wordml" xmlns:w16sdtdh="http://schemas.microsoft.com/office/word/2020/wordml/sdtdatahash" xmlns:w16se="http://schemas.microsoft.com/office/word/2015/wordml/symex" xmlns:wpg="http://schemas.microsoft.com/office/word/2010/wordprocessingGroup" xmlns:wpi="http://schemas.microsoft.com/office/word/2010/wordprocessingInk" xmlns:wne="http://schemas.microsoft.com/office/word/2006/wordml" xmlns:wps="http://schemas.microsoft.com/office/word/2010/wordprocessingShape" mc:Ignorable="w14 w15 w16se w16cid w16 w16cex w16sdtdh wp14">
   <w:body>
     <w:p>
       <w:pPr>
@@ -45,12 +45,9 @@
         <w:rPr>
           <w:b/>
           <w:szCs w:val="28"/>
-          <w:lang w:val="en-US"/>
         </w:rPr>
         <w:t>3</w:t>
       </w:r>
-      <w:bookmarkStart w:id="0" w:name="_GoBack"/>
-      <w:bookmarkEnd w:id="0"/>
       <w:r>
         <w:rPr>
           <w:b/>
@@ -354,6 +351,7 @@
         </w:rPr>
         <w:t xml:space="preserve">, веб-интерфейс для управления базами данных </w:t>
       </w:r>
+      <w:proofErr w:type="spellStart"/>
       <w:r>
         <w:rPr>
           <w:szCs w:val="28"/>
@@ -361,6 +359,7 @@
         </w:rPr>
         <w:t>PHPMyAdmin</w:t>
       </w:r>
+      <w:proofErr w:type="spellEnd"/>
       <w:r>
         <w:rPr>
           <w:szCs w:val="28"/>
@@ -392,6 +391,7 @@
         </w:rPr>
         <w:t xml:space="preserve">для работы с </w:t>
       </w:r>
+      <w:proofErr w:type="spellStart"/>
       <w:r>
         <w:rPr>
           <w:szCs w:val="28"/>
@@ -399,6 +399,7 @@
         </w:rPr>
         <w:t>PHPMyAdmin</w:t>
       </w:r>
+      <w:proofErr w:type="spellEnd"/>
       <w:r>
         <w:rPr>
           <w:szCs w:val="28"/>
@@ -413,6 +414,7 @@
         </w:rPr>
         <w:t xml:space="preserve">создать через консольный клиент </w:t>
       </w:r>
+      <w:proofErr w:type="spellStart"/>
       <w:r>
         <w:rPr>
           <w:szCs w:val="28"/>
@@ -420,6 +422,7 @@
         </w:rPr>
         <w:t>mysql</w:t>
       </w:r>
+      <w:proofErr w:type="spellEnd"/>
       <w:r>
         <w:rPr>
           <w:szCs w:val="28"/>
@@ -528,12 +531,55 @@
         </w:rPr>
         <w:t xml:space="preserve"> виртуальных хоста, привязанных к доменным именам </w:t>
       </w:r>
-      <w:r>
-        <w:rPr>
-          <w:szCs w:val="28"/>
-          <w:lang w:eastAsia="ru-RU"/>
-        </w:rPr>
-        <w:t>site.&lt;surname&gt;.by,</w:t>
+      <w:proofErr w:type="spellStart"/>
+      <w:proofErr w:type="gramStart"/>
+      <w:r>
+        <w:rPr>
+          <w:szCs w:val="28"/>
+          <w:lang w:eastAsia="ru-RU"/>
+        </w:rPr>
+        <w:t>site</w:t>
+      </w:r>
+      <w:proofErr w:type="spellEnd"/>
+      <w:r>
+        <w:rPr>
+          <w:szCs w:val="28"/>
+          <w:lang w:eastAsia="ru-RU"/>
+        </w:rPr>
+        <w:t>.&lt;</w:t>
+      </w:r>
+      <w:proofErr w:type="spellStart"/>
+      <w:proofErr w:type="gramEnd"/>
+      <w:r>
+        <w:rPr>
+          <w:szCs w:val="28"/>
+          <w:lang w:eastAsia="ru-RU"/>
+        </w:rPr>
+        <w:t>surname</w:t>
+      </w:r>
+      <w:proofErr w:type="spellEnd"/>
+      <w:r>
+        <w:rPr>
+          <w:szCs w:val="28"/>
+          <w:lang w:eastAsia="ru-RU"/>
+        </w:rPr>
+        <w:t>&gt;.</w:t>
+      </w:r>
+      <w:proofErr w:type="spellStart"/>
+      <w:r>
+        <w:rPr>
+          <w:szCs w:val="28"/>
+          <w:lang w:eastAsia="ru-RU"/>
+        </w:rPr>
+        <w:t>by</w:t>
+      </w:r>
+      <w:proofErr w:type="spellEnd"/>
+      <w:r>
+        <w:rPr>
+          <w:szCs w:val="28"/>
+          <w:lang w:eastAsia="ru-RU"/>
+        </w:rPr>
+        <w:t>,</w:t>
       </w:r>
       <w:r>
         <w:t xml:space="preserve"> </w:t>
@@ -745,8 +791,17 @@
           <w:szCs w:val="28"/>
           <w:lang w:eastAsia="ru-RU"/>
         </w:rPr>
-        <w:t xml:space="preserve"> PHPMyAdmin</w:t>
-      </w:r>
+        <w:t xml:space="preserve"> </w:t>
+      </w:r>
+      <w:proofErr w:type="spellStart"/>
+      <w:r>
+        <w:rPr>
+          <w:szCs w:val="28"/>
+          <w:lang w:eastAsia="ru-RU"/>
+        </w:rPr>
+        <w:t>PHPMyAdmin</w:t>
+      </w:r>
+      <w:proofErr w:type="spellEnd"/>
       <w:r>
         <w:rPr>
           <w:szCs w:val="28"/>
@@ -799,6 +854,7 @@
         </w:rPr>
         <w:t xml:space="preserve">сервер </w:t>
       </w:r>
+      <w:proofErr w:type="spellStart"/>
       <w:r>
         <w:rPr>
           <w:szCs w:val="28"/>
@@ -806,6 +862,7 @@
         </w:rPr>
         <w:t>VSFTPd</w:t>
       </w:r>
+      <w:proofErr w:type="spellEnd"/>
       <w:r>
         <w:rPr>
           <w:szCs w:val="28"/>
@@ -971,8 +1028,33 @@
           <w:szCs w:val="28"/>
           <w:lang w:eastAsia="ru-RU"/>
         </w:rPr>
-        <w:t>с помощью команды apt install</w:t>
-      </w:r>
+        <w:t xml:space="preserve">с помощью команды </w:t>
+      </w:r>
+      <w:proofErr w:type="spellStart"/>
+      <w:r>
+        <w:rPr>
+          <w:szCs w:val="28"/>
+          <w:lang w:eastAsia="ru-RU"/>
+        </w:rPr>
+        <w:t>apt</w:t>
+      </w:r>
+      <w:proofErr w:type="spellEnd"/>
+      <w:r>
+        <w:rPr>
+          <w:szCs w:val="28"/>
+          <w:lang w:eastAsia="ru-RU"/>
+        </w:rPr>
+        <w:t xml:space="preserve"> </w:t>
+      </w:r>
+      <w:proofErr w:type="spellStart"/>
+      <w:r>
+        <w:rPr>
+          <w:szCs w:val="28"/>
+          <w:lang w:eastAsia="ru-RU"/>
+        </w:rPr>
+        <w:t>install</w:t>
+      </w:r>
+      <w:proofErr w:type="spellEnd"/>
       <w:r>
         <w:rPr>
           <w:szCs w:val="28"/>
@@ -1039,12 +1121,55 @@
         </w:rPr>
         <w:t xml:space="preserve"> хост </w:t>
       </w:r>
-      <w:r>
-        <w:rPr>
-          <w:szCs w:val="28"/>
-          <w:lang w:eastAsia="ru-RU"/>
-        </w:rPr>
-        <w:t xml:space="preserve">site.&lt;surname&gt;.by на обработку запросов с помощью файлов из папки с установленной </w:t>
+      <w:proofErr w:type="spellStart"/>
+      <w:proofErr w:type="gramStart"/>
+      <w:r>
+        <w:rPr>
+          <w:szCs w:val="28"/>
+          <w:lang w:eastAsia="ru-RU"/>
+        </w:rPr>
+        <w:t>site</w:t>
+      </w:r>
+      <w:proofErr w:type="spellEnd"/>
+      <w:r>
+        <w:rPr>
+          <w:szCs w:val="28"/>
+          <w:lang w:eastAsia="ru-RU"/>
+        </w:rPr>
+        <w:t>.&lt;</w:t>
+      </w:r>
+      <w:proofErr w:type="spellStart"/>
+      <w:proofErr w:type="gramEnd"/>
+      <w:r>
+        <w:rPr>
+          <w:szCs w:val="28"/>
+          <w:lang w:eastAsia="ru-RU"/>
+        </w:rPr>
+        <w:t>surname</w:t>
+      </w:r>
+      <w:proofErr w:type="spellEnd"/>
+      <w:r>
+        <w:rPr>
+          <w:szCs w:val="28"/>
+          <w:lang w:eastAsia="ru-RU"/>
+        </w:rPr>
+        <w:t>&gt;.</w:t>
+      </w:r>
+      <w:proofErr w:type="spellStart"/>
+      <w:r>
+        <w:rPr>
+          <w:szCs w:val="28"/>
+          <w:lang w:eastAsia="ru-RU"/>
+        </w:rPr>
+        <w:t>by</w:t>
+      </w:r>
+      <w:proofErr w:type="spellEnd"/>
+      <w:r>
+        <w:rPr>
+          <w:szCs w:val="28"/>
+          <w:lang w:eastAsia="ru-RU"/>
+        </w:rPr>
+        <w:t xml:space="preserve"> на обработку запросов с помощью файлов из папки с установленной </w:t>
       </w:r>
       <w:r>
         <w:rPr>
@@ -1341,6 +1466,7 @@
         </w:rPr>
         <w:t xml:space="preserve">плагин </w:t>
       </w:r>
+      <w:proofErr w:type="spellStart"/>
       <w:r>
         <w:rPr>
           <w:szCs w:val="28"/>
@@ -1348,6 +1474,7 @@
         </w:rPr>
         <w:t>Cyrlitera</w:t>
       </w:r>
+      <w:proofErr w:type="spellEnd"/>
       <w:r>
         <w:rPr>
           <w:szCs w:val="28"/>
@@ -1779,12 +1906,21 @@
           <w:lang w:eastAsia="ru-RU"/>
         </w:rPr>
       </w:pPr>
-      <w:r>
-        <w:rPr>
-          <w:szCs w:val="28"/>
-          <w:lang w:eastAsia="ru-RU"/>
-        </w:rPr>
-        <w:t>зарегистрировать двух пользователей с выдуманными почтовыми адресами, активировать их через администраторский раздел пользователем-основателем, одного из пользователей добавить в группу администраторов;</w:t>
+      <w:bookmarkStart w:id="0" w:name="_Hlk224070781"/>
+      <w:r>
+        <w:rPr>
+          <w:szCs w:val="28"/>
+          <w:lang w:eastAsia="ru-RU"/>
+        </w:rPr>
+        <w:t>зарегистрировать двух пользователей с выдуманными почтовыми адресами, активировать их через администраторский раздел пользователем-основателем, одного из пользователей добавить в группу администраторов</w:t>
+      </w:r>
+      <w:bookmarkEnd w:id="0"/>
+      <w:r>
+        <w:rPr>
+          <w:szCs w:val="28"/>
+          <w:lang w:eastAsia="ru-RU"/>
+        </w:rPr>
+        <w:t>;</w:t>
       </w:r>
     </w:p>
     <w:p>
@@ -1817,6 +1953,7 @@
         </w:rPr>
         <w:t xml:space="preserve"> </w:t>
       </w:r>
+      <w:proofErr w:type="spellStart"/>
       <w:r>
         <w:rPr>
           <w:szCs w:val="28"/>
@@ -1824,6 +1961,7 @@
         </w:rPr>
         <w:t>OwnCloud</w:t>
       </w:r>
+      <w:proofErr w:type="spellEnd"/>
       <w:r>
         <w:rPr>
           <w:szCs w:val="28"/>
@@ -1853,7 +1991,73 @@
           <w:szCs w:val="28"/>
           <w:lang w:eastAsia="ru-RU"/>
         </w:rPr>
-        <w:t>настроить виртуальный хост cloud.&lt;surname&gt;.by на обработку запросов с помощью файлов из папки с установленным OwnCloud;</w:t>
+        <w:t xml:space="preserve">настроить виртуальный хост </w:t>
+      </w:r>
+      <w:proofErr w:type="spellStart"/>
+      <w:proofErr w:type="gramStart"/>
+      <w:r>
+        <w:rPr>
+          <w:szCs w:val="28"/>
+          <w:lang w:eastAsia="ru-RU"/>
+        </w:rPr>
+        <w:t>cloud</w:t>
+      </w:r>
+      <w:proofErr w:type="spellEnd"/>
+      <w:r>
+        <w:rPr>
+          <w:szCs w:val="28"/>
+          <w:lang w:eastAsia="ru-RU"/>
+        </w:rPr>
+        <w:t>.&lt;</w:t>
+      </w:r>
+      <w:proofErr w:type="spellStart"/>
+      <w:proofErr w:type="gramEnd"/>
+      <w:r>
+        <w:rPr>
+          <w:szCs w:val="28"/>
+          <w:lang w:eastAsia="ru-RU"/>
+        </w:rPr>
+        <w:t>surname</w:t>
+      </w:r>
+      <w:proofErr w:type="spellEnd"/>
+      <w:r>
+        <w:rPr>
+          <w:szCs w:val="28"/>
+          <w:lang w:eastAsia="ru-RU"/>
+        </w:rPr>
+        <w:t>&gt;.</w:t>
+      </w:r>
+      <w:proofErr w:type="spellStart"/>
+      <w:r>
+        <w:rPr>
+          <w:szCs w:val="28"/>
+          <w:lang w:eastAsia="ru-RU"/>
+        </w:rPr>
+        <w:t>by</w:t>
+      </w:r>
+      <w:proofErr w:type="spellEnd"/>
+      <w:r>
+        <w:rPr>
+          <w:szCs w:val="28"/>
+          <w:lang w:eastAsia="ru-RU"/>
+        </w:rPr>
+        <w:t xml:space="preserve"> на обработку запросов с помощью файлов из папки с установленным </w:t>
+      </w:r>
+      <w:proofErr w:type="spellStart"/>
+      <w:r>
+        <w:rPr>
+          <w:szCs w:val="28"/>
+          <w:lang w:eastAsia="ru-RU"/>
+        </w:rPr>
+        <w:t>OwnCloud</w:t>
+      </w:r>
+      <w:proofErr w:type="spellEnd"/>
+      <w:r>
+        <w:rPr>
+          <w:szCs w:val="28"/>
+          <w:lang w:eastAsia="ru-RU"/>
+        </w:rPr>
+        <w:t>;</w:t>
       </w:r>
     </w:p>
     <w:p>
@@ -1877,7 +2081,23 @@
           <w:szCs w:val="28"/>
           <w:lang w:eastAsia="ru-RU"/>
         </w:rPr>
-        <w:t xml:space="preserve">зайти в OwnCloud в браузере, выполнить начальную настройку, указать данные для подключения к </w:t>
+        <w:t xml:space="preserve">зайти в </w:t>
+      </w:r>
+      <w:proofErr w:type="spellStart"/>
+      <w:r>
+        <w:rPr>
+          <w:szCs w:val="28"/>
+          <w:lang w:eastAsia="ru-RU"/>
+        </w:rPr>
+        <w:t>OwnCloud</w:t>
+      </w:r>
+      <w:proofErr w:type="spellEnd"/>
+      <w:r>
+        <w:rPr>
+          <w:szCs w:val="28"/>
+          <w:lang w:eastAsia="ru-RU"/>
+        </w:rPr>
+        <w:t xml:space="preserve"> в браузере, выполнить начальную настройку, указать данные для подключения к </w:t>
       </w:r>
       <w:r>
         <w:rPr>
@@ -1924,6 +2144,7 @@
         </w:rPr>
         <w:t xml:space="preserve">загрузить на хранение </w:t>
       </w:r>
+      <w:proofErr w:type="spellStart"/>
       <w:r>
         <w:rPr>
           <w:szCs w:val="28"/>
@@ -1931,6 +2152,7 @@
         </w:rPr>
         <w:t>OwnCloud</w:t>
       </w:r>
+      <w:proofErr w:type="spellEnd"/>
       <w:r>
         <w:rPr>
           <w:szCs w:val="28"/>
@@ -1969,12 +2191,21 @@
         </w:rPr>
         <w:t xml:space="preserve">создать в </w:t>
       </w:r>
-      <w:r>
-        <w:rPr>
-          <w:szCs w:val="28"/>
-          <w:lang w:eastAsia="ru-RU"/>
-        </w:rPr>
-        <w:t xml:space="preserve">OwnCloud </w:t>
+      <w:proofErr w:type="spellStart"/>
+      <w:r>
+        <w:rPr>
+          <w:szCs w:val="28"/>
+          <w:lang w:eastAsia="ru-RU"/>
+        </w:rPr>
+        <w:t>OwnCloud</w:t>
+      </w:r>
+      <w:proofErr w:type="spellEnd"/>
+      <w:r>
+        <w:rPr>
+          <w:szCs w:val="28"/>
+          <w:lang w:eastAsia="ru-RU"/>
+        </w:rPr>
+        <w:t xml:space="preserve"> </w:t>
       </w:r>
       <w:r>
         <w:rPr>
@@ -2007,12 +2238,21 @@
         </w:rPr>
         <w:t xml:space="preserve">зайти в </w:t>
       </w:r>
-      <w:r>
-        <w:rPr>
-          <w:szCs w:val="28"/>
-          <w:lang w:eastAsia="ru-RU"/>
-        </w:rPr>
-        <w:t xml:space="preserve">OwnCloud </w:t>
+      <w:proofErr w:type="spellStart"/>
+      <w:r>
+        <w:rPr>
+          <w:szCs w:val="28"/>
+          <w:lang w:eastAsia="ru-RU"/>
+        </w:rPr>
+        <w:t>OwnCloud</w:t>
+      </w:r>
+      <w:proofErr w:type="spellEnd"/>
+      <w:r>
+        <w:rPr>
+          <w:szCs w:val="28"/>
+          <w:lang w:eastAsia="ru-RU"/>
+        </w:rPr>
+        <w:t xml:space="preserve"> </w:t>
       </w:r>
       <w:r>
         <w:rPr>
@@ -2253,6 +2493,7 @@
         </w:rPr>
         <w:t xml:space="preserve"> в </w:t>
       </w:r>
+      <w:proofErr w:type="spellStart"/>
       <w:r>
         <w:rPr>
           <w:szCs w:val="28"/>
@@ -2260,6 +2501,7 @@
         </w:rPr>
         <w:t>OwnCloud</w:t>
       </w:r>
+      <w:proofErr w:type="spellEnd"/>
       <w:r>
         <w:rPr>
           <w:szCs w:val="28"/>
@@ -2278,7 +2520,7 @@
 </file>
 
 <file path=word/endnotes.xml><?xml version="1.0" encoding="utf-8"?>
-<w:endnotes xmlns:wpc="http://schemas.microsoft.com/office/word/2010/wordprocessingCanvas" xmlns:cx="http://schemas.microsoft.com/office/drawing/2014/chartex" xmlns:mc="http://schemas.openxmlformats.org/markup-compatibility/2006" xmlns:o="urn:schemas-microsoft-com:office:office" xmlns:r="http://schemas.openxmlformats.org/officeDocument/2006/relationships" xmlns:m="http://schemas.openxmlformats.org/officeDocument/2006/math" xmlns:v="urn:schemas-microsoft-com:vml" xmlns:wp14="http://schemas.microsoft.com/office/word/2010/wordprocessingDrawing" xmlns:wp="http://schemas.openxmlformats.org/drawingml/2006/wordprocessingDrawing" xmlns:w10="urn:schemas-microsoft-com:office:word" xmlns:w="http://schemas.openxmlformats.org/wordprocessingml/2006/main" xmlns:w14="http://schemas.microsoft.com/office/word/2010/wordml" xmlns:w15="http://schemas.microsoft.com/office/word/2012/wordml" xmlns:w16se="http://schemas.microsoft.com/office/word/2015/wordml/symex" xmlns:wpg="http://schemas.microsoft.com/office/word/2010/wordprocessingGroup" xmlns:wpi="http://schemas.microsoft.com/office/word/2010/wordprocessingInk" xmlns:wne="http://schemas.microsoft.com/office/word/2006/wordml" xmlns:wps="http://schemas.microsoft.com/office/word/2010/wordprocessingShape" mc:Ignorable="w14 w15 w16se wp14">
+<w:endnotes xmlns:wpc="http://schemas.microsoft.com/office/word/2010/wordprocessingCanvas" xmlns:cx="http://schemas.microsoft.com/office/drawing/2014/chartex" xmlns:cx1="http://schemas.microsoft.com/office/drawing/2015/9/8/chartex" xmlns:cx2="http://schemas.microsoft.com/office/drawing/2015/10/21/chartex" xmlns:cx3="http://schemas.microsoft.com/office/drawing/2016/5/9/chartex" xmlns:cx4="http://schemas.microsoft.com/office/drawing/2016/5/10/chartex" xmlns:cx5="http://schemas.microsoft.com/office/drawing/2016/5/11/chartex" xmlns:cx6="http://schemas.microsoft.com/office/drawing/2016/5/12/chartex" xmlns:cx7="http://schemas.microsoft.com/office/drawing/2016/5/13/chartex" xmlns:cx8="http://schemas.microsoft.com/office/drawing/2016/5/14/chartex" xmlns:mc="http://schemas.openxmlformats.org/markup-compatibility/2006" xmlns:aink="http://schemas.microsoft.com/office/drawing/2016/ink" xmlns:am3d="http://schemas.microsoft.com/office/drawing/2017/model3d" xmlns:o="urn:schemas-microsoft-com:office:office" xmlns:r="http://schemas.openxmlformats.org/officeDocument/2006/relationships" xmlns:m="http://schemas.openxmlformats.org/officeDocument/2006/math" xmlns:v="urn:schemas-microsoft-com:vml" xmlns:wp14="http://schemas.microsoft.com/office/word/2010/wordprocessingDrawing" xmlns:wp="http://schemas.openxmlformats.org/drawingml/2006/wordprocessingDrawing" xmlns:w10="urn:schemas-microsoft-com:office:word" xmlns:w="http://schemas.openxmlformats.org/wordprocessingml/2006/main" xmlns:w14="http://schemas.microsoft.com/office/word/2010/wordml" xmlns:w15="http://schemas.microsoft.com/office/word/2012/wordml" xmlns:w16cex="http://schemas.microsoft.com/office/word/2018/wordml/cex" xmlns:w16cid="http://schemas.microsoft.com/office/word/2016/wordml/cid" xmlns:w16="http://schemas.microsoft.com/office/word/2018/wordml" xmlns:w16sdtdh="http://schemas.microsoft.com/office/word/2020/wordml/sdtdatahash" xmlns:w16se="http://schemas.microsoft.com/office/word/2015/wordml/symex" xmlns:wpg="http://schemas.microsoft.com/office/word/2010/wordprocessingGroup" xmlns:wpi="http://schemas.microsoft.com/office/word/2010/wordprocessingInk" xmlns:wne="http://schemas.microsoft.com/office/word/2006/wordml" xmlns:wps="http://schemas.microsoft.com/office/word/2010/wordprocessingShape" mc:Ignorable="w14 w15 w16se w16cid w16 w16cex w16sdtdh wp14">
   <w:endnote w:type="separator" w:id="-1">
     <w:p>
       <w:r>
@@ -2297,7 +2539,7 @@
 </file>
 
 <file path=word/footnotes.xml><?xml version="1.0" encoding="utf-8"?>
-<w:footnotes xmlns:wpc="http://schemas.microsoft.com/office/word/2010/wordprocessingCanvas" xmlns:cx="http://schemas.microsoft.com/office/drawing/2014/chartex" xmlns:mc="http://schemas.openxmlformats.org/markup-compatibility/2006" xmlns:o="urn:schemas-microsoft-com:office:office" xmlns:r="http://schemas.openxmlformats.org/officeDocument/2006/relationships" xmlns:m="http://schemas.openxmlformats.org/officeDocument/2006/math" xmlns:v="urn:schemas-microsoft-com:vml" xmlns:wp14="http://schemas.microsoft.com/office/word/2010/wordprocessingDrawing" xmlns:wp="http://schemas.openxmlformats.org/drawingml/2006/wordprocessingDrawing" xmlns:w10="urn:schemas-microsoft-com:office:word" xmlns:w="http://schemas.openxmlformats.org/wordprocessingml/2006/main" xmlns:w14="http://schemas.microsoft.com/office/word/2010/wordml" xmlns:w15="http://schemas.microsoft.com/office/word/2012/wordml" xmlns:w16se="http://schemas.microsoft.com/office/word/2015/wordml/symex" xmlns:wpg="http://schemas.microsoft.com/office/word/2010/wordprocessingGroup" xmlns:wpi="http://schemas.microsoft.com/office/word/2010/wordprocessingInk" xmlns:wne="http://schemas.microsoft.com/office/word/2006/wordml" xmlns:wps="http://schemas.microsoft.com/office/word/2010/wordprocessingShape" mc:Ignorable="w14 w15 w16se wp14">
+<w:footnotes xmlns:wpc="http://schemas.microsoft.com/office/word/2010/wordprocessingCanvas" xmlns:cx="http://schemas.microsoft.com/office/drawing/2014/chartex" xmlns:cx1="http://schemas.microsoft.com/office/drawing/2015/9/8/chartex" xmlns:cx2="http://schemas.microsoft.com/office/drawing/2015/10/21/chartex" xmlns:cx3="http://schemas.microsoft.com/office/drawing/2016/5/9/chartex" xmlns:cx4="http://schemas.microsoft.com/office/drawing/2016/5/10/chartex" xmlns:cx5="http://schemas.microsoft.com/office/drawing/2016/5/11/chartex" xmlns:cx6="http://schemas.microsoft.com/office/drawing/2016/5/12/chartex" xmlns:cx7="http://schemas.microsoft.com/office/drawing/2016/5/13/chartex" xmlns:cx8="http://schemas.microsoft.com/office/drawing/2016/5/14/chartex" xmlns:mc="http://schemas.openxmlformats.org/markup-compatibility/2006" xmlns:aink="http://schemas.microsoft.com/office/drawing/2016/ink" xmlns:am3d="http://schemas.microsoft.com/office/drawing/2017/model3d" xmlns:o="urn:schemas-microsoft-com:office:office" xmlns:r="http://schemas.openxmlformats.org/officeDocument/2006/relationships" xmlns:m="http://schemas.openxmlformats.org/officeDocument/2006/math" xmlns:v="urn:schemas-microsoft-com:vml" xmlns:wp14="http://schemas.microsoft.com/office/word/2010/wordprocessingDrawing" xmlns:wp="http://schemas.openxmlformats.org/drawingml/2006/wordprocessingDrawing" xmlns:w10="urn:schemas-microsoft-com:office:word" xmlns:w="http://schemas.openxmlformats.org/wordprocessingml/2006/main" xmlns:w14="http://schemas.microsoft.com/office/word/2010/wordml" xmlns:w15="http://schemas.microsoft.com/office/word/2012/wordml" xmlns:w16cex="http://schemas.microsoft.com/office/word/2018/wordml/cex" xmlns:w16cid="http://schemas.microsoft.com/office/word/2016/wordml/cid" xmlns:w16="http://schemas.microsoft.com/office/word/2018/wordml" xmlns:w16sdtdh="http://schemas.microsoft.com/office/word/2020/wordml/sdtdatahash" xmlns:w16se="http://schemas.microsoft.com/office/word/2015/wordml/symex" xmlns:wpg="http://schemas.microsoft.com/office/word/2010/wordprocessingGroup" xmlns:wpi="http://schemas.microsoft.com/office/word/2010/wordprocessingInk" xmlns:wne="http://schemas.microsoft.com/office/word/2006/wordml" xmlns:wps="http://schemas.microsoft.com/office/word/2010/wordprocessingShape" mc:Ignorable="w14 w15 w16se w16cid w16 w16cex w16sdtdh wp14">
   <w:footnote w:type="separator" w:id="-1">
     <w:p>
       <w:r>
@@ -2316,7 +2558,7 @@
 </file>
 
 <file path=word/numbering.xml><?xml version="1.0" encoding="utf-8"?>
-<w:numbering xmlns:wpc="http://schemas.microsoft.com/office/word/2010/wordprocessingCanvas" xmlns:cx="http://schemas.microsoft.com/office/drawing/2014/chartex" xmlns:mc="http://schemas.openxmlformats.org/markup-compatibility/2006" xmlns:o="urn:schemas-microsoft-com:office:office" xmlns:r="http://schemas.openxmlformats.org/officeDocument/2006/relationships" xmlns:m="http://schemas.openxmlformats.org/officeDocument/2006/math" xmlns:v="urn:schemas-microsoft-com:vml" xmlns:wp14="http://schemas.microsoft.com/office/word/2010/wordprocessingDrawing" xmlns:wp="http://schemas.openxmlformats.org/drawingml/2006/wordprocessingDrawing" xmlns:w10="urn:schemas-microsoft-com:office:word" xmlns:w="http://schemas.openxmlformats.org/wordprocessingml/2006/main" xmlns:w14="http://schemas.microsoft.com/office/word/2010/wordml" xmlns:w15="http://schemas.microsoft.com/office/word/2012/wordml" xmlns:w16se="http://schemas.microsoft.com/office/word/2015/wordml/symex" xmlns:wpg="http://schemas.microsoft.com/office/word/2010/wordprocessingGroup" xmlns:wpi="http://schemas.microsoft.com/office/word/2010/wordprocessingInk" xmlns:wne="http://schemas.microsoft.com/office/word/2006/wordml" xmlns:wps="http://schemas.microsoft.com/office/word/2010/wordprocessingShape" mc:Ignorable="w14 w15 w16se wp14">
+<w:numbering xmlns:wpc="http://schemas.microsoft.com/office/word/2010/wordprocessingCanvas" xmlns:cx="http://schemas.microsoft.com/office/drawing/2014/chartex" xmlns:cx1="http://schemas.microsoft.com/office/drawing/2015/9/8/chartex" xmlns:cx2="http://schemas.microsoft.com/office/drawing/2015/10/21/chartex" xmlns:cx3="http://schemas.microsoft.com/office/drawing/2016/5/9/chartex" xmlns:cx4="http://schemas.microsoft.com/office/drawing/2016/5/10/chartex" xmlns:cx5="http://schemas.microsoft.com/office/drawing/2016/5/11/chartex" xmlns:cx6="http://schemas.microsoft.com/office/drawing/2016/5/12/chartex" xmlns:cx7="http://schemas.microsoft.com/office/drawing/2016/5/13/chartex" xmlns:cx8="http://schemas.microsoft.com/office/drawing/2016/5/14/chartex" xmlns:mc="http://schemas.openxmlformats.org/markup-compatibility/2006" xmlns:aink="http://schemas.microsoft.com/office/drawing/2016/ink" xmlns:am3d="http://schemas.microsoft.com/office/drawing/2017/model3d" xmlns:o="urn:schemas-microsoft-com:office:office" xmlns:r="http://schemas.openxmlformats.org/officeDocument/2006/relationships" xmlns:m="http://schemas.openxmlformats.org/officeDocument/2006/math" xmlns:v="urn:schemas-microsoft-com:vml" xmlns:wp14="http://schemas.microsoft.com/office/word/2010/wordprocessingDrawing" xmlns:wp="http://schemas.openxmlformats.org/drawingml/2006/wordprocessingDrawing" xmlns:w10="urn:schemas-microsoft-com:office:word" xmlns:w="http://schemas.openxmlformats.org/wordprocessingml/2006/main" xmlns:w14="http://schemas.microsoft.com/office/word/2010/wordml" xmlns:w15="http://schemas.microsoft.com/office/word/2012/wordml" xmlns:w16cex="http://schemas.microsoft.com/office/word/2018/wordml/cex" xmlns:w16cid="http://schemas.microsoft.com/office/word/2016/wordml/cid" xmlns:w16="http://schemas.microsoft.com/office/word/2018/wordml" xmlns:w16sdtdh="http://schemas.microsoft.com/office/word/2020/wordml/sdtdatahash" xmlns:w16se="http://schemas.microsoft.com/office/word/2015/wordml/symex" xmlns:wpg="http://schemas.microsoft.com/office/word/2010/wordprocessingGroup" xmlns:wpi="http://schemas.microsoft.com/office/word/2010/wordprocessingInk" xmlns:wne="http://schemas.microsoft.com/office/word/2006/wordml" xmlns:wps="http://schemas.microsoft.com/office/word/2010/wordprocessingShape" mc:Ignorable="w14 w15 w16se w16cid w16 w16cex w16sdtdh wp14">
   <w:abstractNum w:abstractNumId="0" w15:restartNumberingAfterBreak="0">
     <w:nsid w:val="086C3877"/>
     <w:multiLevelType w:val="hybridMultilevel"/>
@@ -3007,7 +3249,7 @@
 </file>
 
 <file path=word/styles.xml><?xml version="1.0" encoding="utf-8"?>
-<w:styles xmlns:mc="http://schemas.openxmlformats.org/markup-compatibility/2006" xmlns:r="http://schemas.openxmlformats.org/officeDocument/2006/relationships" xmlns:w="http://schemas.openxmlformats.org/wordprocessingml/2006/main" xmlns:w14="http://schemas.microsoft.com/office/word/2010/wordml" xmlns:w15="http://schemas.microsoft.com/office/word/2012/wordml" xmlns:w16se="http://schemas.microsoft.com/office/word/2015/wordml/symex" mc:Ignorable="w14 w15 w16se">
+<w:styles xmlns:mc="http://schemas.openxmlformats.org/markup-compatibility/2006" xmlns:r="http://schemas.openxmlformats.org/officeDocument/2006/relationships" xmlns:w="http://schemas.openxmlformats.org/wordprocessingml/2006/main" xmlns:w14="http://schemas.microsoft.com/office/word/2010/wordml" xmlns:w15="http://schemas.microsoft.com/office/word/2012/wordml" xmlns:w16cex="http://schemas.microsoft.com/office/word/2018/wordml/cex" xmlns:w16cid="http://schemas.microsoft.com/office/word/2016/wordml/cid" xmlns:w16="http://schemas.microsoft.com/office/word/2018/wordml" xmlns:w16sdtdh="http://schemas.microsoft.com/office/word/2020/wordml/sdtdatahash" xmlns:w16se="http://schemas.microsoft.com/office/word/2015/wordml/symex" mc:Ignorable="w14 w15 w16se w16cid w16 w16cex w16sdtdh">
   <w:docDefaults>
     <w:rPrDefault>
       <w:rPr>
@@ -3023,7 +3265,7 @@
       </w:pPr>
     </w:pPrDefault>
   </w:docDefaults>
-  <w:latentStyles w:defLockedState="0" w:defUIPriority="99" w:defSemiHidden="0" w:defUnhideWhenUsed="0" w:defQFormat="0" w:count="371">
+  <w:latentStyles w:defLockedState="0" w:defUIPriority="99" w:defSemiHidden="0" w:defUnhideWhenUsed="0" w:defQFormat="0" w:count="376">
     <w:lsdException w:name="Normal" w:uiPriority="0" w:qFormat="1"/>
     <w:lsdException w:name="heading 1" w:uiPriority="9" w:qFormat="1"/>
     <w:lsdException w:name="heading 2" w:semiHidden="1" w:uiPriority="9" w:unhideWhenUsed="1" w:qFormat="1"/>
@@ -3129,7 +3371,6 @@
     <w:lsdException w:name="HTML Sample" w:semiHidden="1" w:unhideWhenUsed="1"/>
     <w:lsdException w:name="HTML Typewriter" w:semiHidden="1" w:unhideWhenUsed="1"/>
     <w:lsdException w:name="HTML Variable" w:semiHidden="1" w:unhideWhenUsed="1"/>
-    <w:lsdException w:name="Normal Table" w:semiHidden="1" w:unhideWhenUsed="1"/>
     <w:lsdException w:name="annotation subject" w:semiHidden="1" w:unhideWhenUsed="1"/>
     <w:lsdException w:name="No List" w:semiHidden="1" w:unhideWhenUsed="1"/>
     <w:lsdException w:name="Outline List 1" w:semiHidden="1" w:unhideWhenUsed="1"/>
@@ -3172,11 +3413,8 @@
     <w:lsdException w:name="Table Contemporary" w:semiHidden="1" w:unhideWhenUsed="1"/>
     <w:lsdException w:name="Table Elegant" w:semiHidden="1" w:unhideWhenUsed="1"/>
     <w:lsdException w:name="Table Professional" w:semiHidden="1" w:unhideWhenUsed="1"/>
-    <w:lsdException w:name="Table Subtle 1" w:semiHidden="1" w:unhideWhenUsed="1"/>
     <w:lsdException w:name="Table Subtle 2" w:semiHidden="1" w:unhideWhenUsed="1"/>
     <w:lsdException w:name="Table Web 1" w:semiHidden="1" w:unhideWhenUsed="1"/>
-    <w:lsdException w:name="Table Web 2" w:semiHidden="1" w:unhideWhenUsed="1"/>
-    <w:lsdException w:name="Table Web 3" w:semiHidden="1" w:unhideWhenUsed="1"/>
     <w:lsdException w:name="Balloon Text" w:semiHidden="1" w:unhideWhenUsed="1"/>
     <w:lsdException w:name="Table Grid" w:uiPriority="59"/>
     <w:lsdException w:name="Table Theme" w:semiHidden="1" w:unhideWhenUsed="1"/>
@@ -3395,6 +3633,11 @@
     <w:lsdException w:name="List Table 5 Dark Accent 6" w:uiPriority="50"/>
     <w:lsdException w:name="List Table 6 Colorful Accent 6" w:uiPriority="51"/>
     <w:lsdException w:name="List Table 7 Colorful Accent 6" w:uiPriority="52"/>
+    <w:lsdException w:name="Mention" w:semiHidden="1" w:unhideWhenUsed="1"/>
+    <w:lsdException w:name="Smart Hyperlink" w:semiHidden="1" w:unhideWhenUsed="1"/>
+    <w:lsdException w:name="Hashtag" w:semiHidden="1" w:unhideWhenUsed="1"/>
+    <w:lsdException w:name="Unresolved Mention" w:semiHidden="1" w:unhideWhenUsed="1"/>
+    <w:lsdException w:name="Smart Link" w:semiHidden="1" w:unhideWhenUsed="1"/>
   </w:latentStyles>
   <w:style w:type="paragraph" w:default="1" w:styleId="a0">
     <w:name w:val="Normal"/>
